--- a/rapports/16_02_2026/EL_MOUSTAPHA/coh_EQ27_sup_124101000005.docx
+++ b/rapports/16_02_2026/EL_MOUSTAPHA/coh_EQ27_sup_124101000005.docx
@@ -25,7 +25,7 @@
         <w:br/>
         <w:t>Grappe: 124101000005</w:t>
         <w:br/>
-        <w:t>Date: 16/02/2026 a 12:40</w:t>
+        <w:t>Date: 16/02/2026 a 12:58</w:t>
       </w:r>
     </w:p>
     <w:p/>

--- a/rapports/16_02_2026/EL_MOUSTAPHA/coh_EQ27_sup_124101000005.docx
+++ b/rapports/16_02_2026/EL_MOUSTAPHA/coh_EQ27_sup_124101000005.docx
@@ -25,7 +25,7 @@
         <w:br/>
         <w:t>Grappe: 124101000005</w:t>
         <w:br/>
-        <w:t>Date: 16/02/2026 a 12:58</w:t>
+        <w:t>Date: 16/02/2026 a 13:05</w:t>
       </w:r>
     </w:p>
     <w:p/>
@@ -871,7 +871,7 @@
         <w:rPr>
           <w:sz w:val="20"/>
         </w:rPr>
-        <w:t>- Attention ! Le montant (5200 Fcfa) dépensé ou reçu en cadeau pour les cartes prépayées, les transferts de crédit et les abonnements de  Aissatou Diop est relativement élevé par rapport aux autres montants depansés observés dans cette zone. Prière de corriger ou de confirmer avec le QG.</w:t>
+        <w:t>- Attention ! Le montant (5200 Fcfa) dépensé ou reçu en cadeau pour les cartes prépayées, les transferts de crédit et les abonnements de  Aissatou Diop est relativement élevé par rapport aux autres montants depansés observés dans cette zone. Prière de corriger ou de confirmer avec le QG. Attention ! Le montant (5200 Fcfa) dépensé ou reçu en cadeau pour les recharges internet ou de forfaits de données mobiles(hors appels vocaux), aucours des 30 derniers jours de  Aissatou Diop est relativement élevé par rapport aux autres montants depansés observés dans cette zone. Prière de corriger ou de confirmer avec le QG.</w:t>
       </w:r>
     </w:p>
     <w:p>
@@ -944,7 +944,7 @@
         <w:rPr>
           <w:sz w:val="20"/>
         </w:rPr>
-        <w:t>- La dernière fois que vous avez acheté Feuilles de Fakoye (Feuille de corete) est chez un voisin et semble exister dans les modalités, prière de prendre attache avec le QG pour plus d'explication afin de la classer bien. Attention ! Le prix unitaire d'achat (200 Fcfa) de Pain traditionnel (Baguette) en miche (Moyen) est relativement élevé par rapport aux autres prix observés dans cette zone. Prière de corriger ou de confirmer avec le QG. Avertissement!! La quantité (5 litre) du produit Huile de soja  consommée  par le ménage semble très élevé, prière de corriger ou confirmer avec le QG. Avertissement!!! Le ménage a consommé 1 Paquet Moyen de Thé en sachet, cette quantité semble anormale pour une consommation des 7 derniers jours.Prière de corriger ou de confirmer avec le QG. Incohérence!! Dans ce ménage, chaque individus consomme par jour 34.45214 Kg  de cereale; Prière de revoir les quantités prises de ces produits. Le prix d'achat unitaire (125 Fcfa) de Maïs en grain en Kg de taille  taille unique  est très faible, prière de regarder les reponses prises dans les questions s07bq07a s07bq07b s07bq07c s07bq08 pour mieux corriger. Incohérence!! Dans ce ménage, chaque individus consomme par jour 34.45214 Kg  de cereale; Prière de revoir les quantités prises de ces produits. Le prix d'achat unitaire (150 Fcfa) de Mil en Kg de taille  taille unique  est très faible, prière de regarder les reponses prises dans les questions s07bq07a s07bq07b s07bq07c s07bq08 pour mieux corriger. Incohérence!! Dans ce ménage, chaque individus consomme par jour 34.45214 Kg  de cereale; Prière de revoir les quantités prises de ces produits. Le prix d'achat unitaire (320 Fcfa) de Riz importé parfumé en Sac (50 Kg) de taille taille unique est très faible, prière de regarder les reponses prises dans les questions s07bq07a s07bq07b s07bq07c s07bq08 pour mieux corriger. Attention ! Le prix unitaire d'achat (320 Fcfa) de Riz importé parfumé en Sac (50 Kg) (taille unique) est relativement faible par rapport aux autres prix observés dans cette zone. Prière de corriger ou de confirmer avec le QG. Le prix d'achat unitaire (700 Fcfa) de Sel en Sac (5 Kg) de taille taille unique est très faible, prière de regarder les reponses prises dans les questions s07bq07a s07bq07b s07bq07c s07bq08 pour mieux corriger. Difficile de consommer le Sel en Sac (5 Kg) taille unique prière de verifier.</w:t>
+        <w:t>- La dernière fois que vous avez acheté Feuilles de Fakoye (Feuille de corete) est chez un voisin et semble exister dans les modalités, prière de prendre attache avec le QG pour plus d'explication afin de la classer bien. Attention ! Le prix unitaire d'achat (150 Fcfa) de Courge en Morceau (Portion) (Moyen) est relativement élevé par rapport aux autres prix observés dans cette zone. Prière de corriger ou de confirmer avec le QG. Attention ! Le prix unitaire d'achat (200 Fcfa) de Pain traditionnel (Baguette) en miche (Moyen) est relativement élevé par rapport aux autres prix observés dans cette zone. Prière de corriger ou de confirmer avec le QG. Attention ! Le prix unitaire d'achat (50 Fcfa) de Oignon frais en Tas (Petit) est relativement faible par rapport aux autres prix observés dans cette zone. Prière de corriger ou de confirmer avec le QG. Avertissement!! La quantité (5 litre) du produit Huile de soja  consommée  par le ménage semble très élevé, prière de corriger ou confirmer avec le QG. Avertissement!!! Le ménage a consommé 1 Paquet Moyen de Thé en sachet, cette quantité semble anormale pour une consommation des 7 derniers jours.Prière de corriger ou de confirmer avec le QG. Incohérence!! Dans ce ménage, chaque individus consomme par jour 64.69905 Kg  de cereale; Prière de revoir les quantités prises de ces produits. Le prix d'achat unitaire (125 Fcfa) de Maïs en grain en Kg de taille  taille unique  est très faible, prière de regarder les reponses prises dans les questions s07bq07a s07bq07b s07bq07c s07bq08 pour mieux corriger. Incohérence!! Dans ce ménage, chaque individus consomme par jour 64.69905 Kg  de cereale; Prière de revoir les quantités prises de ces produits. Le prix d'achat unitaire (150 Fcfa) de Mil en Kg de taille  taille unique  est très faible, prière de regarder les reponses prises dans les questions s07bq07a s07bq07b s07bq07c s07bq08 pour mieux corriger. Incohérence!! Dans ce ménage, chaque individus consomme par jour 64.69905 Kg  de cereale; Prière de revoir les quantités prises de ces produits. Le prix d'achat unitaire (320 Fcfa) de Riz importé parfumé en Sac (50 Kg) de taille taille unique est très faible, prière de regarder les reponses prises dans les questions s07bq07a s07bq07b s07bq07c s07bq08 pour mieux corriger. Attention ! Le prix unitaire d'achat (320 Fcfa) de Riz importé parfumé en Sac (50 Kg) (taille unique) est relativement faible par rapport aux autres prix observés dans cette zone. Prière de corriger ou de confirmer avec le QG. Le prix d'achat unitaire (700 Fcfa) de Sel en Sac (5 Kg) de taille taille unique est très faible, prière de regarder les reponses prises dans les questions s07bq07a s07bq07b s07bq07c s07bq08 pour mieux corriger. Difficile de consommer le Sel en Sac (5 Kg) taille unique prière de verifier.</w:t>
       </w:r>
     </w:p>
     <w:p>
@@ -1533,7 +1533,7 @@
         <w:rPr>
           <w:sz w:val="20"/>
         </w:rPr>
-        <w:t>- La dernière fois que vous avez acheté Feuilles de Fakoye (Feuille de corete) est chez un voisin et semble exister dans les modalités, prière de prendre attache avec le QG pour plus d'explication afin de la classer bien. Attention ! Le prix unitaire d'achat (600 Fcfa) de Oignon frais en Kg (taille unique) est relativement élevé par rapport aux autres prix observés dans cette zone. Prière de corriger ou de confirmer avec le QG. Avertissement!! La quantité (3.5 litre) du produit Huile de soja  consommée  par le ménage semble très élevé, prière de corriger ou confirmer avec le QG. Avertissement!!! Le ménage a consommé 1 Paquet Moyen de Thé en sachet, cette quantité semble anormale pour une consommation des 7 derniers jours.Prière de corriger ou de confirmer avec le QG. Incohérence!! Dans ce ménage, chaque individus consomme par jour 22.7025 Kg  de cereale; Prière de revoir les quantités prises de ces produits. Incohérence!! Dans ce ménage, chaque individus consomme par jour 22.7025 Kg  de cereale; Prière de revoir les quantités prises de ces produits. Le prix d'achat unitaire (125 Fcfa) de Maïs en grain en Kg de taille  taille unique  est très faible, prière de regarder les reponses prises dans les questions s07bq07a s07bq07b s07bq07c s07bq08 pour mieux corriger. Incohérence!! Dans ce ménage, chaque individus consomme par jour 22.7025 Kg  de cereale; Prière de revoir les quantités prises de ces produits. Le prix d'achat unitaire (150 Fcfa) de Mil en Kg de taille  taille unique  est très faible, prière de regarder les reponses prises dans les questions s07bq07a s07bq07b s07bq07c s07bq08 pour mieux corriger. Le prix d'achat unitaire (140 Fcfa) de Sel en Sac (5 Kg) de taille taille unique est très faible, prière de regarder les reponses prises dans les questions s07bq07a s07bq07b s07bq07c s07bq08 pour mieux corriger. Difficile de consommer le Sel en Sac (5 Kg) taille unique prière de verifier.</w:t>
+        <w:t>- La dernière fois que vous avez acheté Feuilles de Fakoye (Feuille de corete) est chez un voisin et semble exister dans les modalités, prière de prendre attache avec le QG pour plus d'explication afin de la classer bien. Attention ! Le prix unitaire d'achat (100 Fcfa) de Feuilles de patate en Sachets (Petit) est relativement élevé par rapport aux autres prix observés dans cette zone. Prière de corriger ou de confirmer avec le QG. Attention ! Le prix unitaire d'achat (150 Fcfa) de Courge en Morceau (Portion) (Moyen) est relativement élevé par rapport aux autres prix observés dans cette zone. Prière de corriger ou de confirmer avec le QG. Attention ! Soupçons de quantité anormale! Le ménage de Ibrahima Setou Ka avec une taille de 12 personnes a consommé 4 Kg en taille unique de Sucre en poudre  qui est relativement élevé comme consommation par rapport à la condition de vie des autres ménages de même taille dans cette zone. Prière de corriger ou de confirmer avec le QG. Avertissement!! La quantité (3.5 litre) du produit Huile de soja  consommée  par le ménage semble très élevé, prière de corriger ou confirmer avec le QG. Avertissement!!! Le ménage a consommé 1 Paquet Moyen de Thé en sachet, cette quantité semble anormale pour une consommation des 7 derniers jours.Prière de corriger ou de confirmer avec le QG. Incohérence!! Dans ce ménage, chaque individus consomme par jour 36.64595 Kg  de cereale; Prière de revoir les quantités prises de ces produits. Attention ! Soupçons de quantité anormale! Le ménage de Ibrahima Setou Ka avec une taille de 12 personnes a consommé 21 Kg en taille unique de Riz importé parfumé qui est relativement élevé comme consommation par rapport à la condition de vie des autres ménages de même taille dans cette zone. Prière de corriger ou de confirmer avec le QG. Incohérence!! Dans ce ménage, chaque individus consomme par jour 36.64595 Kg  de cereale; Prière de revoir les quantités prises de ces produits. Le prix d'achat unitaire (125 Fcfa) de Maïs en grain en Kg de taille  taille unique  est très faible, prière de regarder les reponses prises dans les questions s07bq07a s07bq07b s07bq07c s07bq08 pour mieux corriger. Incohérence!! Dans ce ménage, chaque individus consomme par jour 36.64595 Kg  de cereale; Prière de revoir les quantités prises de ces produits. Le prix d'achat unitaire (150 Fcfa) de Mil en Kg de taille  taille unique  est très faible, prière de regarder les reponses prises dans les questions s07bq07a s07bq07b s07bq07c s07bq08 pour mieux corriger. Le prix d'achat unitaire (140 Fcfa) de Sel en Sac (5 Kg) de taille taille unique est très faible, prière de regarder les reponses prises dans les questions s07bq07a s07bq07b s07bq07c s07bq08 pour mieux corriger. Difficile de consommer le Sel en Sac (5 Kg) taille unique prière de verifier.</w:t>
       </w:r>
     </w:p>
     <w:p>
@@ -2192,7 +2192,7 @@
         <w:rPr>
           <w:sz w:val="20"/>
         </w:rPr>
-        <w:t>- Attention ! Le prix unitaire d'achat (25 Fcfa) de Piment frais en Pièce (Petit) est relativement faible par rapport aux autres prix observés dans cette zone. Prière de corriger ou de confirmer avec le QG. Attention ! Le prix unitaire d'achat (25 Fcfa) de Poivre en Sachets (Petit) est relativement faible par rapport aux autres prix observés dans cette zone. Prière de corriger ou de confirmer avec le QG. Attention ! Le prix unitaire d'achat (3000 Fcfa) de Huile d'arachide raffinée en Litre (taille unique) est relativement élevé par rapport aux autres prix observés dans cette zone. Prière de corriger ou de confirmer avec le QG. Attention ! Le prix unitaire d'achat (50 Fcfa) de Aubergine   en Pièce (Moyen) est relativement faible par rapport aux autres prix observés dans cette zone. Prière de corriger ou de confirmer avec le QG. Avertissement!!! Le ménage a consommé 14 Paquet Petit de Thé en sachet, cette quantité semble anormale pour une consommation des 7 derniers jours.Prière de corriger ou de confirmer avec le QG. Avertissement!! le prix unitaire (150 Fcfa) de Thé en sachet (unité: Paquet) de taille Petit est très faible ou élevé. Prière de corriger ou de confirmer avec le QG. Avertissement!!! Le ménage a consommé 8 Morceau (Portion) Petit de Carpe séchée, cette quantité semble anormale pour une consommation des 7 derniers jours.Prière de corriger ou de confirmer avec le QG.</w:t>
+        <w:t>- Attention ! Le prix unitaire d'achat (25 Fcfa) de Poivre en Sachets (Petit) est relativement faible par rapport aux autres prix observés dans cette zone. Prière de corriger ou de confirmer avec le QG. Attention ! Le prix unitaire d'achat (3000 Fcfa) de Huile d'arachide raffinée en Litre (taille unique) est relativement élevé par rapport aux autres prix observés dans cette zone. Prière de corriger ou de confirmer avec le QG. Attention ! Le prix unitaire d'achat (50 Fcfa) de Aubergine   en Pièce (Moyen) est relativement faible par rapport aux autres prix observés dans cette zone. Prière de corriger ou de confirmer avec le QG. Avertissement!!! Le ménage a consommé 14 Paquet Petit de Thé en sachet, cette quantité semble anormale pour une consommation des 7 derniers jours.Prière de corriger ou de confirmer avec le QG. Avertissement!! le prix unitaire (150 Fcfa) de Thé en sachet (unité: Paquet) de taille Petit est très faible ou élevé. Prière de corriger ou de confirmer avec le QG. Attention ! Le prix unitaire d'achat (150 Fcfa) de Thé en sachet en Paquet (Petit) est relativement élevé par rapport aux autres prix observés dans cette zone. Prière de corriger ou de confirmer avec le QG. Avertissement!!! Le ménage a consommé 8 Morceau (Portion) Petit de Carpe séchée, cette quantité semble anormale pour une consommation des 7 derniers jours.Prière de corriger ou de confirmer avec le QG. Incohérence!! Dans ce ménage, chaque individus consomme par jour .5428571 Kg  de cereale; Prière de revoir les quantités prises de ces produits. Incohérence!! Dans ce ménage, chaque individus consomme par jour .5428571 Kg  de cereale; Prière de revoir les quantités prises de ces produits. Incohérence!! Dans ce ménage, chaque individus consomme par jour .5428571 Kg  de cereale; Prière de revoir les quantités prises de ces produits.</w:t>
       </w:r>
     </w:p>
     <w:p>
@@ -2819,7 +2819,7 @@
         <w:rPr>
           <w:sz w:val="20"/>
         </w:rPr>
-        <w:t>- Attention ! Le prix unitaire d'achat (100 Fcfa) de Ail en Sachets (Petit) est relativement élevé par rapport aux autres prix observés dans cette zone. Prière de corriger ou de confirmer avec le QG. Attention ! Le prix unitaire d'achat (600 Fcfa) de Capitaine frais en Kg (taille unique) est relativement faible par rapport aux autres prix observés dans cette zone. Prière de corriger ou de confirmer avec le QG. Avertissement!! La quantité (4 litre) du produit Huile de soja  consommée  par le ménage semble très élevé, prière de corriger ou confirmer avec le QG. Avertissement!!! Le ménage a consommé 12 Paquet Petit de Thé en sachet, cette quantité semble anormale pour une consommation des 7 derniers jours.Prière de corriger ou de confirmer avec le QG. Avertissement!! le prix unitaire (100 Fcfa) de Thé en sachet (unité: Paquet) de taille Petit est très faible ou élevé. Prière de corriger ou de confirmer avec le QG. Difficile de consommer le Sel en Kg taille unique prière de verifier. Incohérence!! Dans ce ménage, chaque individus consomme par jour 37.44191 Kg  de cereale; Prière de revoir les quantités prises de ces produits. Incohérence!! Dans ce ménage, chaque individus consomme par jour 37.44191 Kg  de cereale; Prière de revoir les quantités prises de ces produits. Incohérence!! Dans ce ménage, chaque individus consomme par jour 37.44191 Kg  de cereale; Prière de revoir les quantités prises de ces produits. Le prix d'achat unitaire (.5 Fcfa) de Patate douce en Pièce de taille Petit  est invraisemblable, prière de regarder les reponses prises dans les questions s07bq07a s07bq07b s07bq07c s07bq08 pour mieux corriger. Le prix d'achat unitaire (100 Fcfa) de Oignon frais en Kg de taille  taille unique  est très faible, prière de regarder les reponses prises dans les questions s07bq07a s07bq07b s07bq07c s07bq08 pour mieux corriger. Attention ! Le prix unitaire d'achat (100 Fcfa) de Oignon frais en Kg (taille unique) est relativement faible par rapport aux autres prix observés dans cette zone. Prière de corriger ou de confirmer avec le QG.</w:t>
+        <w:t>- Attention ! Le prix unitaire d'achat (100 Fcfa) de Ail en Sachets (Petit) est relativement élevé par rapport aux autres prix observés dans cette zone. Prière de corriger ou de confirmer avec le QG. Attention ! Le prix unitaire d'achat (600 Fcfa) de Capitaine frais en Kg (taille unique) est relativement faible par rapport aux autres prix observés dans cette zone. Prière de corriger ou de confirmer avec le QG. Avertissement!! La quantité (4 litre) du produit Huile de soja  consommée  par le ménage semble très élevé, prière de corriger ou confirmer avec le QG. Avertissement!!! Le ménage a consommé 12 Paquet Petit de Thé en sachet, cette quantité semble anormale pour une consommation des 7 derniers jours.Prière de corriger ou de confirmer avec le QG. Avertissement!! le prix unitaire (100 Fcfa) de Thé en sachet (unité: Paquet) de taille Petit est très faible ou élevé. Prière de corriger ou de confirmer avec le QG. Difficile de consommer le Sel en Kg taille unique prière de verifier. Incohérence!! Dans ce ménage, chaque individus consomme par jour 66.18857 Kg  de cereale; Prière de revoir les quantités prises de ces produits. Incohérence!! Dans ce ménage, chaque individus consomme par jour 66.18857 Kg  de cereale; Prière de revoir les quantités prises de ces produits. Incohérence!! Dans ce ménage, chaque individus consomme par jour 66.18857 Kg  de cereale; Prière de revoir les quantités prises de ces produits. Le prix d'achat unitaire (.5 Fcfa) de Patate douce en Pièce de taille Petit  est invraisemblable, prière de regarder les reponses prises dans les questions s07bq07a s07bq07b s07bq07c s07bq08 pour mieux corriger. Le prix d'achat unitaire (100 Fcfa) de Oignon frais en Kg de taille  taille unique  est très faible, prière de regarder les reponses prises dans les questions s07bq07a s07bq07b s07bq07c s07bq08 pour mieux corriger. Attention ! Le prix unitaire d'achat (100 Fcfa) de Oignon frais en Kg (taille unique) est relativement faible par rapport aux autres prix observés dans cette zone. Prière de corriger ou de confirmer avec le QG.</w:t>
       </w:r>
     </w:p>
     <w:p>
@@ -3390,7 +3390,7 @@
         <w:rPr>
           <w:sz w:val="20"/>
         </w:rPr>
-        <w:t>- La dernière fois que vous avez acheté Feuilles de Fakoye (Feuille de corete) est cher une voisine et semble exister dans les modalités, prière de prendre attache avec le QG pour plus d'explication afin de la classer bien. Attention ! Le prix unitaire d'achat (600 Fcfa) de Orange  en Sachets (Moyen) est relativement élevé par rapport aux autres prix observés dans cette zone. Prière de corriger ou de confirmer avec le QG. Avertissement!!! Le ménage a consommé 14 Boite (Autre que la boite/pot de tomate) Petit de Thé en sachet, cette quantité semble anormale pour une consommation des 7 derniers jours.Les ménages consomment géneralement en sachet ou en paquet, prière de corriger ou de confirmer avec le QG. Incohérence!! Dans ce ménage, chaque individus consomme par jour 37.88476 Kg  de cereale; Prière de revoir les quantités prises de ces produits. Incohérence!! Dans ce ménage, chaque individus consomme par jour 37.88476 Kg  de cereale; Prière de revoir les quantités prises de ces produits. Le prix d'achat unitaire (125 Fcfa) de Maïs en grain en Kg de taille  taille unique  est très faible, prière de regarder les reponses prises dans les questions s07bq07a s07bq07b s07bq07c s07bq08 pour mieux corriger. Incohérence!! Dans ce ménage, chaque individus consomme par jour 37.88476 Kg  de cereale; Prière de revoir les quantités prises de ces produits. Le prix d'achat unitaire (200 Fcfa) de Mil en Kg de taille  taille unique  est très faible, prière de regarder les reponses prises dans les questions s07bq07a s07bq07b s07bq07c s07bq08 pour mieux corriger. Attention ! Soupçons de quantité anormale! Le ménage de Mor Talla Ka avec une taille de 6 personnes a consommé 14 Kg en taille unique de Mil qui est relativement élevé comme consommation par rapport à la condition de vie des autres ménages de même taille dans cette zone. Prière de corriger ou de confirmer avec le QG.</w:t>
+        <w:t>- La dernière fois que vous avez acheté Feuilles de Fakoye (Feuille de corete) est cher une voisine et semble exister dans les modalités, prière de prendre attache avec le QG pour plus d'explication afin de la classer bien. Attention ! Le prix unitaire d'achat (600 Fcfa) de Orange  en Sachets (Moyen) est relativement élevé par rapport aux autres prix observés dans cette zone. Prière de corriger ou de confirmer avec le QG. Attention ! Soupçons de quantité anormale! Le ménage de Mor Talla Ka avec une taille de 6 personnes a consommé 4 Sachets en Moyen de Pâte d'arachide qui est relativement élevé comme consommation par rapport à la condition de vie des autres ménages de même taille dans cette zone. Prière de corriger ou de confirmer avec le QG. Avertissement!!! Le ménage a consommé 14 Boite (Autre que la boite/pot de tomate) Petit de Thé en sachet, cette quantité semble anormale pour une consommation des 7 derniers jours.Les ménages consomment géneralement en sachet ou en paquet, prière de corriger ou de confirmer avec le QG. Incohérence!! Dans ce ménage, chaque individus consomme par jour 71.82214 Kg  de cereale; Prière de revoir les quantités prises de ces produits. Incohérence!! Dans ce ménage, chaque individus consomme par jour 71.82214 Kg  de cereale; Prière de revoir les quantités prises de ces produits. Le prix d'achat unitaire (125 Fcfa) de Maïs en grain en Kg de taille  taille unique  est très faible, prière de regarder les reponses prises dans les questions s07bq07a s07bq07b s07bq07c s07bq08 pour mieux corriger. Incohérence!! Dans ce ménage, chaque individus consomme par jour 71.82214 Kg  de cereale; Prière de revoir les quantités prises de ces produits. Le prix d'achat unitaire (200 Fcfa) de Mil en Kg de taille  taille unique  est très faible, prière de regarder les reponses prises dans les questions s07bq07a s07bq07b s07bq07c s07bq08 pour mieux corriger. Attention ! Soupçons de quantité anormale! Le ménage de Mor Talla Ka avec une taille de 6 personnes a consommé 14 Kg en taille unique de Mil qui est relativement élevé comme consommation par rapport à la condition de vie des autres ménages de même taille dans cette zone. Prière de corriger ou de confirmer avec le QG.</w:t>
       </w:r>
     </w:p>
     <w:p>
@@ -3998,7 +3998,7 @@
         <w:rPr>
           <w:sz w:val="20"/>
         </w:rPr>
-        <w:t>- Attention ! Le prix unitaire d'achat (100 Fcfa) de Poivre en Sachets (Petit) est relativement élevé par rapport aux autres prix observés dans cette zone. Prière de corriger ou de confirmer avec le QG. Attention ! Le prix unitaire d'achat (150 Fcfa) de Aubergine   en Pièce (Moyen) est relativement élevé par rapport aux autres prix observés dans cette zone. Prière de corriger ou de confirmer avec le QG. Attention ! Le prix unitaire d'achat (150 Fcfa) de Autre légumes frais n.d.a. en Pièce (Moyen) est relativement élevé par rapport aux autres prix observés dans cette zone. Prière de corriger ou de confirmer avec le QG. Attention ! Le prix unitaire d'achat (200 Fcfa) de Manioc en tubercules en Morceau (Portion) (Moyen) est relativement élevé par rapport aux autres prix observés dans cette zone. Prière de corriger ou de confirmer avec le QG. Attention ! Le prix unitaire d'achat (200 Fcfa) de Patate douce en Pièce (Moyen) est relativement élevé par rapport aux autres prix observés dans cette zone. Prière de corriger ou de confirmer avec le QG. Attention ! Le prix unitaire d'achat (75 Fcfa) de Poivron frais en Pièce (Petit) est relativement élevé par rapport aux autres prix observés dans cette zone. Prière de corriger ou de confirmer avec le QG. Avertissement!! La quantité (4.5 litre) du produit Huile de soja  consommée  par le ménage semble très élevé, prière de corriger ou confirmer avec le QG. Avertissement!!! Le ménage a consommé 2 Paquet Moyen de Thé en sachet, cette quantité semble anormale pour une consommation des 7 derniers jours.Prière de corriger ou de confirmer avec le QG. Incohérence!! Dans ce ménage, chaque individus consomme par jour 15.16714 Kg  de cereale; Prière de revoir les quantités prises de ces produits. Incohérence!! Dans ce ménage, chaque individus consomme par jour 15.16714 Kg  de cereale; Prière de revoir les quantités prises de ces produits. Le prix d'achat unitaire (150 Fcfa) de Maïs en grain en Kg de taille  taille unique  est très faible, prière de regarder les reponses prises dans les questions s07bq07a s07bq07b s07bq07c s07bq08 pour mieux corriger. Incohérence!! Dans ce ménage, chaque individus consomme par jour 15.16714 Kg  de cereale; Prière de revoir les quantités prises de ces produits. Le prix d'achat unitaire (150 Fcfa) de Mil en Kg de taille  taille unique  est très faible, prière de regarder les reponses prises dans les questions s07bq07a s07bq07b s07bq07c s07bq08 pour mieux corriger. Le ménage a consommé 1 Sac (25 Kg) taille unique de Sel, cette quantité semble anormale pour une consommation des 7 derniers jours. prière de verifier et corriger ou confirmer avec le QG. Le prix d'achat unitaire (1500 Fcfa) de Sel en Sac (25 Kg) de taille taille unique est très faible, prière de regarder les reponses prises dans les questions s07bq07a s07bq07b s07bq07c s07bq08 pour mieux corriger. Difficile de consommer le Sel en Sac (25 Kg) taille unique prière de verifier.</w:t>
+        <w:t>- Attention ! Le prix unitaire d'achat (100 Fcfa) de Poivre en Sachets (Petit) est relativement élevé par rapport aux autres prix observés dans cette zone. Prière de corriger ou de confirmer avec le QG. Attention ! Le prix unitaire d'achat (150 Fcfa) de Aubergine   en Pièce (Moyen) est relativement élevé par rapport aux autres prix observés dans cette zone. Prière de corriger ou de confirmer avec le QG. Attention ! Le prix unitaire d'achat (150 Fcfa) de Autre légumes frais n.d.a. en Pièce (Moyen) est relativement élevé par rapport aux autres prix observés dans cette zone. Prière de corriger ou de confirmer avec le QG. Attention ! Le prix unitaire d'achat (150 Fcfa) de Courge en Morceau (Portion) (Moyen) est relativement élevé par rapport aux autres prix observés dans cette zone. Prière de corriger ou de confirmer avec le QG. Attention ! Le prix unitaire d'achat (200 Fcfa) de Manioc en tubercules en Morceau (Portion) (Moyen) est relativement élevé par rapport aux autres prix observés dans cette zone. Prière de corriger ou de confirmer avec le QG. Attention ! Le prix unitaire d'achat (200 Fcfa) de Patate douce en Pièce (Moyen) est relativement élevé par rapport aux autres prix observés dans cette zone. Prière de corriger ou de confirmer avec le QG. Attention ! Le prix unitaire d'achat (25 Fcfa) de Cube alimentaire (Maggi, Jumbo, ) en Cube (Petit) est relativement faible par rapport aux autres prix observés dans cette zone. Prière de corriger ou de confirmer avec le QG. Attention ! Le prix unitaire d'achat (75 Fcfa) de Poivron frais en Pièce (Petit) est relativement élevé par rapport aux autres prix observés dans cette zone. Prière de corriger ou de confirmer avec le QG. Avertissement!! La quantité (4.5 litre) du produit Huile de soja  consommée  par le ménage semble très élevé, prière de corriger ou confirmer avec le QG. Avertissement!!! Le ménage a consommé 2 Paquet Moyen de Thé en sachet, cette quantité semble anormale pour une consommation des 7 derniers jours.Prière de corriger ou de confirmer avec le QG. Incohérence!! Dans ce ménage, chaque individus consomme par jour 24.59875 Kg  de cereale; Prière de revoir les quantités prises de ces produits. Incohérence!! Dans ce ménage, chaque individus consomme par jour 24.59875 Kg  de cereale; Prière de revoir les quantités prises de ces produits. Le prix d'achat unitaire (150 Fcfa) de Maïs en grain en Kg de taille  taille unique  est très faible, prière de regarder les reponses prises dans les questions s07bq07a s07bq07b s07bq07c s07bq08 pour mieux corriger. Incohérence!! Dans ce ménage, chaque individus consomme par jour 24.59875 Kg  de cereale; Prière de revoir les quantités prises de ces produits. Le prix d'achat unitaire (150 Fcfa) de Mil en Kg de taille  taille unique  est très faible, prière de regarder les reponses prises dans les questions s07bq07a s07bq07b s07bq07c s07bq08 pour mieux corriger. Le ménage a consommé 1 Sac (25 Kg) taille unique de Sel, cette quantité semble anormale pour une consommation des 7 derniers jours. prière de verifier et corriger ou confirmer avec le QG. Le prix d'achat unitaire (1500 Fcfa) de Sel en Sac (25 Kg) de taille taille unique est très faible, prière de regarder les reponses prises dans les questions s07bq07a s07bq07b s07bq07c s07bq08 pour mieux corriger. Difficile de consommer le Sel en Sac (25 Kg) taille unique prière de verifier.</w:t>
       </w:r>
     </w:p>
     <w:p>
@@ -4547,7 +4547,7 @@
         <w:rPr>
           <w:sz w:val="20"/>
         </w:rPr>
-        <w:t>- Avertissement!! La quantité (4 litre) du produit Huile de soja  consommée  par le ménage semble très élevé, prière de corriger ou confirmer avec le QG. Attention ! Le prix unitaire d'achat (500 Fcfa) de Huile de soja  en Litre (taille unique) est relativement faible par rapport aux autres prix observés dans cette zone. Prière de corriger ou de confirmer avec le QG. Avertissement!!! Le ménage a consommé 14 Paquet Petit de Thé en sachet, cette quantité semble anormale pour une consommation des 7 derniers jours.Prière de corriger ou de confirmer avec le QG. Avertissement!! le prix unitaire (100 Fcfa) de Thé en sachet (unité: Paquet) de taille Petit est très faible ou élevé. Prière de corriger ou de confirmer avec le QG. Incohérence!! Dans ce ménage, chaque individus consomme par jour 37.81878 Kg  de cereale; Prière de revoir les quantités prises de ces produits. Incohérence!! Dans ce ménage, chaque individus consomme par jour 37.81878 Kg  de cereale; Prière de revoir les quantités prises de ces produits. Incohérence!! Dans ce ménage, chaque individus consomme par jour 37.81878 Kg  de cereale; Prière de revoir les quantités prises de ces produits.</w:t>
+        <w:t>- Avertissement!! La quantité (4 litre) du produit Huile de soja  consommée  par le ménage semble très élevé, prière de corriger ou confirmer avec le QG. Attention ! Le prix unitaire d'achat (500 Fcfa) de Huile de soja  en Litre (taille unique) est relativement faible par rapport aux autres prix observés dans cette zone. Prière de corriger ou de confirmer avec le QG. Avertissement!!! Le ménage a consommé 14 Paquet Petit de Thé en sachet, cette quantité semble anormale pour une consommation des 7 derniers jours.Prière de corriger ou de confirmer avec le QG. Avertissement!! le prix unitaire (100 Fcfa) de Thé en sachet (unité: Paquet) de taille Petit est très faible ou élevé. Prière de corriger ou de confirmer avec le QG. Incohérence!! Dans ce ménage, chaque individus consomme par jour 65.42592 Kg  de cereale; Prière de revoir les quantités prises de ces produits. Incohérence!! Dans ce ménage, chaque individus consomme par jour 65.42592 Kg  de cereale; Prière de revoir les quantités prises de ces produits. Incohérence!! Dans ce ménage, chaque individus consomme par jour 65.42592 Kg  de cereale; Prière de revoir les quantités prises de ces produits.</w:t>
       </w:r>
     </w:p>
     <w:p>
@@ -5873,7 +5873,7 @@
         <w:rPr>
           <w:sz w:val="20"/>
         </w:rPr>
-        <w:t>- Attention ! Le prix unitaire d'achat (150 Fcfa) de Aubergine sauvage  en Pièce (Moyen) est relativement élevé par rapport aux autres prix observés dans cette zone. Prière de corriger ou de confirmer avec le QG. Attention ! Le prix unitaire d'achat (150 Fcfa) de Pastèque en Pièce (Moyen) est relativement faible par rapport aux autres prix observés dans cette zone. Prière de corriger ou de confirmer avec le QG. Attention ! Le prix unitaire d'achat (25 Fcfa) de Piment frais en Pièce (Petit) est relativement faible par rapport aux autres prix observés dans cette zone. Prière de corriger ou de confirmer avec le QG. Attention ! Le prix unitaire d'achat (25 Fcfa) de Poivre en Sachets (Petit) est relativement faible par rapport aux autres prix observés dans cette zone. Prière de corriger ou de confirmer avec le QG. Attention ! Le prix unitaire d'achat (50 Fcfa) de Aubergine   en Pièce (Moyen) est relativement faible par rapport aux autres prix observés dans cette zone. Prière de corriger ou de confirmer avec le QG. Attention ! Le prix unitaire d'achat (700 Fcfa) de Capitaine frais en Kg (taille unique) est relativement faible par rapport aux autres prix observés dans cette zone. Prière de corriger ou de confirmer avec le QG. Attention ! Le prix unitaire d'achat (75 Fcfa) de Manioc en tubercules en Morceau (Portion) (Moyen) est relativement faible par rapport aux autres prix observés dans cette zone. Prière de corriger ou de confirmer avec le QG. Avertissement!! La quantité (3.5 litre) du produit Huile d'arachide raffinée consommée  par le ménage semble très élevé, prière de corriger ou confirmer avec le QG. Avertissement!!! Le ménage a consommé 21 Paquet Petit de Thé en sachet, cette quantité semble anormale pour une consommation des 7 derniers jours.Prière de corriger ou de confirmer avec le QG. Avertissement!! le prix unitaire (100 Fcfa) de Thé en sachet (unité: Paquet) de taille Petit est très faible ou élevé. Prière de corriger ou de confirmer avec le QG. Avertissement!!! Le ménage a consommé 8 Tas Moyen de Mâchoiron séchée (Kon), cette quantité semble anormale pour une consommation des 7 derniers jours.Prière de corriger ou de confirmer avec le QG. Difficile de consommer le Sel en Kg taille unique prière de verifier.</w:t>
+        <w:t>- Attention ! Le prix unitaire d'achat (100 Fcfa) de Jus de fruits type 1 (orange, ananas, bissap, gingembre, jus de cajou, etc.) en Sachets (Petit) est relativement élevé par rapport aux autres prix observés dans cette zone. Prière de corriger ou de confirmer avec le QG. Attention ! Le prix unitaire d'achat (25 Fcfa) de Poivre en Sachets (Petit) est relativement faible par rapport aux autres prix observés dans cette zone. Prière de corriger ou de confirmer avec le QG. Attention ! Le prix unitaire d'achat (50 Fcfa) de Aubergine   en Pièce (Moyen) est relativement faible par rapport aux autres prix observés dans cette zone. Prière de corriger ou de confirmer avec le QG. Attention ! Le prix unitaire d'achat (75 Fcfa) de Manioc en tubercules en Morceau (Portion) (Moyen) est relativement faible par rapport aux autres prix observés dans cette zone. Prière de corriger ou de confirmer avec le QG. Avertissement!! La quantité (3.5 litre) du produit Huile d'arachide raffinée consommée  par le ménage semble très élevé, prière de corriger ou confirmer avec le QG. Avertissement!!! Le ménage a consommé 21 Paquet Petit de Thé en sachet, cette quantité semble anormale pour une consommation des 7 derniers jours.Prière de corriger ou de confirmer avec le QG. Avertissement!! le prix unitaire (100 Fcfa) de Thé en sachet (unité: Paquet) de taille Petit est très faible ou élevé. Prière de corriger ou de confirmer avec le QG. Avertissement!!! Le ménage a consommé 8 Tas Moyen de Mâchoiron séchée (Kon), cette quantité semble anormale pour une consommation des 7 derniers jours.Prière de corriger ou de confirmer avec le QG. Difficile de consommer le Sel en Kg taille unique prière de verifier.</w:t>
       </w:r>
     </w:p>
     <w:p>
@@ -6089,7 +6089,7 @@
         <w:rPr>
           <w:sz w:val="20"/>
         </w:rPr>
-        <w:t>- Le ménage a mis en location Machette à d’autres ménages au cours des 12 derniers mois mais qu'il a reçu 0 FCFA, prière de fournir d'effort pour estimer la valeur reçue après location. Le ménage a mis en location Machette à d’autres ménages au cours des 12 derniers mois et a reçu (0 FCFA) qui semble élevé ou faible, prière de corriger ou confirmer auprès du QG. Attention ! Machette a été revendu à 3000 Fcfa qui est relativement élevé par rapport aux autres prix de revente observés dans cette zone. Prière de corriger ou de confirmer avec le QG.</w:t>
+        <w:t>- Le ménage a mis en location Machette à d’autres ménages au cours des 12 derniers mois mais qu'il a reçu 0 FCFA, prière de fournir d'effort pour estimer la valeur reçue après location. Le ménage a mis en location Machette à d’autres ménages au cours des 12 derniers mois et a reçu (0 FCFA) qui semble élevé ou faible, prière de corriger ou confirmer auprès du QG. Attention ! Machette a été achété à 3000 Fcfa est relativement élevé par rapport aux autres prix d'achat observés dans cette zone. Prière de corriger ou de confirmer avec le QG. Attention ! Machette a été revendu à 3000 Fcfa qui est relativement élevé par rapport aux autres prix de revente observés dans cette zone. Prière de corriger ou de confirmer avec le QG.</w:t>
       </w:r>
     </w:p>
     <w:p>
@@ -6578,7 +6578,7 @@
         <w:rPr>
           <w:sz w:val="20"/>
         </w:rPr>
-        <w:t>- Attention ! Le prix unitaire d'achat (1500 Fcfa) de Capitaine frais en Kg (taille unique) est relativement élevé par rapport aux autres prix observés dans cette zone. Prière de corriger ou de confirmer avec le QG. Attention ! Le prix unitaire d'achat (333.3333 Fcfa) de Huile d'arachide raffinée en Litre (taille unique) est relativement faible par rapport aux autres prix observés dans cette zone. Prière de corriger ou de confirmer avec le QG. Attention ! Le prix unitaire d'achat (50 Fcfa) de Aubergine sauvage  en Pièce (Moyen) est relativement faible par rapport aux autres prix observés dans cette zone. Prière de corriger ou de confirmer avec le QG. Attention ! Le prix unitaire d'achat (50 Fcfa) de Feuilles de patate en Sachets (Moyen) est relativement faible par rapport aux autres prix observés dans cette zone. Prière de corriger ou de confirmer avec le QG. Attention ! Le prix unitaire d'achat (50 Fcfa) de Manioc en tubercules en Morceau (Portion) (Moyen) est relativement faible par rapport aux autres prix observés dans cette zone. Prière de corriger ou de confirmer avec le QG. Attention ! Le prix unitaire d'achat (50 Fcfa) de Poivron frais en Pièce (Moyen) est relativement faible par rapport aux autres prix observés dans cette zone. Prière de corriger ou de confirmer avec le QG. Attention ! Le prix unitaire d'achat (600 Fcfa) de Oignon frais en Kg (taille unique) est relativement élevé par rapport aux autres prix observés dans cette zone. Prière de corriger ou de confirmer avec le QG. Avertissement!!! Le ménage a consommé 21 Paquet Petit de Thé en sachet, cette quantité semble anormale pour une consommation des 7 derniers jours.Prière de corriger ou de confirmer avec le QG. Avertissement!!  le prix unitaire (333.3333 Fcfa) de Thé en sachet en Carton de taille Petit est très faible ou élevé. Prière de corriger ou de confirmer avec le QG. Le Thé en sachet n'est généralement pas vendu en Carton de taille Petit mais plutôt en paquet prière de confirmer cette information auprès de l'enqueté et corriger si nécessaire. Le prix d'achat unitaire (150 Fcfa) de Maïs en grain en Kg de taille  taille unique  est très faible, prière de regarder les reponses prises dans les questions s07bq07a s07bq07b s07bq07c s07bq08 pour mieux corriger. Le prix d'achat unitaire (175 Fcfa) de Mil en Kg de taille  taille unique  est très faible, prière de regarder les reponses prises dans les questions s07bq07a s07bq07b s07bq07c s07bq08 pour mieux corriger.</w:t>
+        <w:t>- Attention ! Le prix unitaire d'achat (333.3333 Fcfa) de Huile d'arachide raffinée en Litre (taille unique) est relativement faible par rapport aux autres prix observés dans cette zone. Prière de corriger ou de confirmer avec le QG. Attention ! Le prix unitaire d'achat (50 Fcfa) de Feuilles de patate en Sachets (Moyen) est relativement faible par rapport aux autres prix observés dans cette zone. Prière de corriger ou de confirmer avec le QG. Attention ! Le prix unitaire d'achat (50 Fcfa) de Manioc en tubercules en Morceau (Portion) (Moyen) est relativement faible par rapport aux autres prix observés dans cette zone. Prière de corriger ou de confirmer avec le QG. Attention ! Le prix unitaire d'achat (50 Fcfa) de Patate douce en Pièce (Moyen) est relativement faible par rapport aux autres prix observés dans cette zone. Prière de corriger ou de confirmer avec le QG. Attention ! Le prix unitaire d'achat (50 Fcfa) de Poivron frais en Pièce (Moyen) est relativement faible par rapport aux autres prix observés dans cette zone. Prière de corriger ou de confirmer avec le QG. Avertissement!!! Le ménage a consommé 21 Paquet Petit de Thé en sachet, cette quantité semble anormale pour une consommation des 7 derniers jours.Prière de corriger ou de confirmer avec le QG. Avertissement!!  le prix unitaire (333.3333 Fcfa) de Thé en sachet en Carton de taille Petit est très faible ou élevé. Prière de corriger ou de confirmer avec le QG. Le Thé en sachet n'est généralement pas vendu en Carton de taille Petit mais plutôt en paquet prière de confirmer cette information auprès de l'enqueté et corriger si nécessaire. Le prix d'achat unitaire (150 Fcfa) de Maïs en grain en Kg de taille  taille unique  est très faible, prière de regarder les reponses prises dans les questions s07bq07a s07bq07b s07bq07c s07bq08 pour mieux corriger. Le prix d'achat unitaire (175 Fcfa) de Mil en Kg de taille  taille unique  est très faible, prière de regarder les reponses prises dans les questions s07bq07a s07bq07b s07bq07c s07bq08 pour mieux corriger.</w:t>
       </w:r>
     </w:p>
     <w:p>
@@ -6754,7 +6754,7 @@
         </w:rPr>
         <w:t xml:space="preserve">- Attention ! Houe/daba/hilaire a été revendu à 5000 Fcfa qui est relativement élevé par rapport aux autres prix de revente observés dans cette zone. Prière de corriger ou de confirmer avec le QG. </w:t>
         <w:br/>
-        <w:t xml:space="preserve">- Attention ! Machette a été revendu à 3000 Fcfa qui est relativement élevé par rapport aux autres prix de revente observés dans cette zone. Prière de corriger ou de confirmer avec le QG. </w:t>
+        <w:t xml:space="preserve">- Attention ! Machette a été achété à 3000 Fcfa est relativement élevé par rapport aux autres prix d'achat observés dans cette zone. Prière de corriger ou de confirmer avec le QG. Attention ! Machette a été revendu à 3000 Fcfa qui est relativement élevé par rapport aux autres prix de revente observés dans cette zone. Prière de corriger ou de confirmer avec le QG. </w:t>
         <w:br/>
         <w:t xml:space="preserve">- Le ménage a mis en location Charrettes à d’autres ménages au cours des 12 derniers mois mais qu'il a reçu 0 FCFA, prière de fournir d'effort pour estimer la valeur reçue après location. Le ménage a mis en location Charrettes à d’autres ménages au cours des 12 derniers mois et a reçu (0 FCFA) qui semble élevé ou faible, prière de corriger ou confirmer auprès du QG. </w:t>
         <w:br/>
@@ -7290,7 +7290,7 @@
         <w:rPr>
           <w:sz w:val="20"/>
         </w:rPr>
-        <w:t>- Attention ! Le prix unitaire d'achat (100 Fcfa) de Ail en Sachets (Petit) est relativement élevé par rapport aux autres prix observés dans cette zone. Prière de corriger ou de confirmer avec le QG. Attention ! Le prix unitaire d'achat (150 Fcfa) de Piment frais en Tas (Petit) est relativement élevé par rapport aux autres prix observés dans cette zone. Prière de corriger ou de confirmer avec le QG. Attention ! Le prix unitaire d'achat (300 Fcfa) de Oignon frais en Kg (taille unique) est relativement faible par rapport aux autres prix observés dans cette zone. Prière de corriger ou de confirmer avec le QG. Attention ! Le prix unitaire d'achat (75 Fcfa) de Vinaigre de vin en Verre ( à thé) (taille unique) est relativement élevé par rapport aux autres prix observés dans cette zone. Prière de corriger ou de confirmer avec le QG. Avertissement!! La quantité (12 litre) du produit Huile de soja  consommée  par le ménage semble très élevé, prière de corriger ou confirmer avec le QG. Avertissement!!! Le ménage a consommé 10 Paquet Petit de Thé en sachet, cette quantité semble anormale pour une consommation des 7 derniers jours.Prière de corriger ou de confirmer avec le QG. Avertissement!! le prix unitaire (100 Fcfa) de Thé en sachet (unité: Paquet) de taille Petit est très faible ou élevé. Prière de corriger ou de confirmer avec le QG. Incohérence!! Dans ce ménage, chaque individus consomme par jour 10.20335 Kg  de cereale; Prière de revoir les quantités prises de ces produits. Incohérence!! Dans ce ménage, chaque individus consomme par jour 10.20335 Kg  de cereale; Prière de revoir les quantités prises de ces produits. Incohérence!! Dans ce ménage, chaque individus consomme par jour 10.20335 Kg  de cereale; Prière de revoir les quantités prises de ces produits.</w:t>
+        <w:t>- Attention ! Le prix unitaire d'achat (100 Fcfa) de Ail en Sachets (Petit) est relativement élevé par rapport aux autres prix observés dans cette zone. Prière de corriger ou de confirmer avec le QG. Attention ! Le prix unitaire d'achat (150 Fcfa) de Piment frais en Tas (Petit) est relativement élevé par rapport aux autres prix observés dans cette zone. Prière de corriger ou de confirmer avec le QG. Attention ! Le prix unitaire d'achat (300 Fcfa) de Oignon frais en Kg (taille unique) est relativement faible par rapport aux autres prix observés dans cette zone. Prière de corriger ou de confirmer avec le QG. Attention ! Le prix unitaire d'achat (50 Fcfa) de Sucre en poudre  en Sachets (Petit) est relativement faible par rapport aux autres prix observés dans cette zone. Prière de corriger ou de confirmer avec le QG. Attention ! Le prix unitaire d'achat (75 Fcfa) de Vinaigre de vin en Verre ( à thé) (taille unique) est relativement élevé par rapport aux autres prix observés dans cette zone. Prière de corriger ou de confirmer avec le QG. Avertissement!! La quantité (12 litre) du produit Huile de soja  consommée  par le ménage semble très élevé, prière de corriger ou confirmer avec le QG. Avertissement!!! Le ménage a consommé 10 Paquet Petit de Thé en sachet, cette quantité semble anormale pour une consommation des 7 derniers jours.Prière de corriger ou de confirmer avec le QG. Avertissement!! le prix unitaire (100 Fcfa) de Thé en sachet (unité: Paquet) de taille Petit est très faible ou élevé. Prière de corriger ou de confirmer avec le QG. Incohérence!! Dans ce ménage, chaque individus consomme par jour 26.28795 Kg  de cereale; Prière de revoir les quantités prises de ces produits. Incohérence!! Dans ce ménage, chaque individus consomme par jour 26.28795 Kg  de cereale; Prière de revoir les quantités prises de ces produits. Incohérence!! Dans ce ménage, chaque individus consomme par jour 26.28795 Kg  de cereale; Prière de revoir les quantités prises de ces produits.</w:t>
       </w:r>
     </w:p>
     <w:p>
@@ -7909,7 +7909,7 @@
         <w:rPr>
           <w:sz w:val="20"/>
         </w:rPr>
-        <w:t>- Attention ! Le prix unitaire d'achat (1000 Fcfa) de Pâte d'arachide en Sachets (Moyen) est relativement élevé par rapport aux autres prix observés dans cette zone. Prière de corriger ou de confirmer avec le QG. Attention ! Le prix unitaire d'achat (200 Fcfa) de Aubergine sauvage  en Tas (Petit) est relativement élevé par rapport aux autres prix observés dans cette zone. Prière de corriger ou de confirmer avec le QG. Attention ! Le prix unitaire d'achat (200 Fcfa) de Soumbala (moutarde africaine) en Sachets (Moyen) est relativement élevé par rapport aux autres prix observés dans cette zone. Prière de corriger ou de confirmer avec le QG. Avertissement!! La quantité (7 litre) du produit Huile de soja  consommée  par le ménage semble très élevé, prière de corriger ou confirmer avec le QG. Attention ! Le prix unitaire d'achat (500 Fcfa) de Huile de soja  en Litre (taille unique) est relativement faible par rapport aux autres prix observés dans cette zone. Prière de corriger ou de confirmer avec le QG. Avertissement!!! Le ménage a consommé 15 Paquet Moyen de Thé en sachet, cette quantité semble anormale pour une consommation des 7 derniers jours.Prière de corriger ou de confirmer avec le QG. Avertissement!! le prix unitaire (100 Fcfa) de Thé en sachet (unité: Paquet) de taille Moyen est très faible ou élevé. Prière de corriger ou de confirmer avec le QG. Avertissement!!! Le ménage a consommé 9 Tas Moyen de Mâchoiron séchée (Kon), cette quantité semble anormale pour une consommation des 7 derniers jours.Prière de corriger ou de confirmer avec le QG. Incohérence!! Dans ce ménage, chaque individus consomme par jour 11.88349 Kg  de cereale; Prière de revoir les quantités prises de ces produits. Incohérence!! Dans ce ménage, chaque individus consomme par jour 11.88349 Kg  de cereale; Prière de revoir les quantités prises de ces produits. Incohérence!! Dans ce ménage, chaque individus consomme par jour 11.88349 Kg  de cereale; Prière de revoir les quantités prises de ces produits.</w:t>
+        <w:t>- Attention ! Le prix unitaire d'achat (1000 Fcfa) de Pâte d'arachide en Sachets (Moyen) est relativement élevé par rapport aux autres prix observés dans cette zone. Prière de corriger ou de confirmer avec le QG. Attention ! Le prix unitaire d'achat (200 Fcfa) de Aubergine sauvage  en Tas (Petit) est relativement élevé par rapport aux autres prix observés dans cette zone. Prière de corriger ou de confirmer avec le QG. Attention ! Le prix unitaire d'achat (200 Fcfa) de Soumbala (moutarde africaine) en Sachets (Moyen) est relativement élevé par rapport aux autres prix observés dans cette zone. Prière de corriger ou de confirmer avec le QG. Avertissement!! La quantité (7 litre) du produit Huile de soja  consommée  par le ménage semble très élevé, prière de corriger ou confirmer avec le QG. Attention ! Le prix unitaire d'achat (500 Fcfa) de Huile de soja  en Litre (taille unique) est relativement faible par rapport aux autres prix observés dans cette zone. Prière de corriger ou de confirmer avec le QG. Avertissement!!! Le ménage a consommé 15 Paquet Moyen de Thé en sachet, cette quantité semble anormale pour une consommation des 7 derniers jours.Prière de corriger ou de confirmer avec le QG. Avertissement!! le prix unitaire (100 Fcfa) de Thé en sachet (unité: Paquet) de taille Moyen est très faible ou élevé. Prière de corriger ou de confirmer avec le QG. Avertissement!!! Le ménage a consommé 9 Tas Moyen de Mâchoiron séchée (Kon), cette quantité semble anormale pour une consommation des 7 derniers jours.Prière de corriger ou de confirmer avec le QG. Incohérence!! Dans ce ménage, chaque individus consomme par jour 21.17365 Kg  de cereale; Prière de revoir les quantités prises de ces produits. Incohérence!! Dans ce ménage, chaque individus consomme par jour 21.17365 Kg  de cereale; Prière de revoir les quantités prises de ces produits. Incohérence!! Dans ce ménage, chaque individus consomme par jour 21.17365 Kg  de cereale; Prière de revoir les quantités prises de ces produits.</w:t>
       </w:r>
     </w:p>
     <w:p>
